--- a/templates/malumotnoma.docx
+++ b/templates/malumotnoma.docx
@@ -811,7 +811,6 @@
       <w:pPr>
         <w:spacing w:after="0" w:line="480" w:lineRule="auto"/>
         <w:ind w:left="-426" w:firstLine="1134"/>
-        <w:jc w:val="both"/>
         <w:rPr>
           <w:rFonts w:cs="Times New Roman"/>
           <w:i/>
@@ -892,7 +891,7 @@
           <w:lang w:val="en-US"/>
         </w:rPr>
         <w:drawing>
-          <wp:anchor distT="0" distB="0" distL="114300" distR="114300" simplePos="0" relativeHeight="251658240" behindDoc="0" locked="0" layoutInCell="1" allowOverlap="1" wp14:anchorId="35982B2F" wp14:editId="6A7782F8">
+          <wp:anchor distT="0" distB="0" distL="114300" distR="114300" simplePos="0" relativeHeight="251658240" behindDoc="0" locked="0" layoutInCell="1" allowOverlap="1" wp14:anchorId="35982B2F" wp14:editId="7F4ECA9A">
             <wp:simplePos x="0" y="0"/>
             <wp:positionH relativeFrom="column">
               <wp:posOffset>-1346835</wp:posOffset>
